--- a/uploads/FIS301 - Fisica Cuantica Aplicada-REV/documentos/CARPETA_PEDAGOGICA_CONSOLIDADA_FIS301_-_Fisica_Cuantica_Aplicada.docx
+++ b/uploads/FIS301 - Fisica Cuantica Aplicada-REV/documentos/CARPETA_PEDAGOGICA_CONSOLIDADA_FIS301_-_Fisica_Cuantica_Aplicada.docx
@@ -10,12 +10,12 @@
         <w:rPr>
           <w:rFonts w:ascii="Arial" w:hAnsi="Arial"/>
           <w:b/>
-          <w:color w:val="555555"/>
-          <w:sz w:val="22"/>
+          <w:color w:val="475569"/>
+          <w:sz w:val="20"/>
         </w:rPr>
         <w:t>SISTEMA DE GESTIÓN CURRICULAR &amp; ANALÍTICA DE APRENDIZAJE</w:t>
         <w:br/>
-        <w:t>CARPETA PEDAGÓGICA 2.0</w:t>
+        <w:t>CARPETA PEDAGÓGICA 2.0 — VERSIÓN 1.0 (EDUCATIONAL EDITION)</w:t>
         <w:br/>
       </w:r>
     </w:p>
@@ -29,7 +29,7 @@
           <w:rFonts w:ascii="Arial" w:hAnsi="Arial"/>
           <w:b/>
           <w:color w:val="1A3A5C"/>
-          <w:sz w:val="40"/>
+          <w:sz w:val="44"/>
         </w:rPr>
         <w:t>DOSSIER PEDAGÓGICO CONSOLIDADO</w:t>
       </w:r>
@@ -42,7 +42,7 @@
         <w:rPr>
           <w:rFonts w:ascii="Arial" w:hAnsi="Arial"/>
           <w:b/>
-          <w:color w:val="B85D19"/>
+          <w:color w:val="B45309"/>
           <w:sz w:val="24"/>
         </w:rPr>
         <w:t>Planificación Curricular Modular • Evaluación Auténtica • Matriz DUA • Analítica de Aula</w:t>
@@ -69,10 +69,11 @@
           <w:p>
             <w:r>
               <w:rPr>
+                <w:rFonts w:ascii="Arial" w:hAnsi="Arial"/>
                 <w:b/>
-                <w:sz w:val="19"/>
+                <w:sz w:val="18"/>
               </w:rPr>
-              <w:t>Docente Titular:</w:t>
+              <w:t>Código Oficial de Documento:</w:t>
             </w:r>
           </w:p>
         </w:tc>
@@ -83,9 +84,10 @@
           <w:p>
             <w:r>
               <w:rPr>
-                <w:sz w:val="19"/>
+                <w:rFonts w:ascii="Arial" w:hAnsi="Arial"/>
+                <w:sz w:val="18"/>
               </w:rPr>
-              <w:t>Docente Titular</w:t>
+              <w:t>DOC-DIR-CP2-DOSSIER-FIS301Fi</w:t>
             </w:r>
           </w:p>
         </w:tc>
@@ -98,10 +100,11 @@
           <w:p>
             <w:r>
               <w:rPr>
+                <w:rFonts w:ascii="Arial" w:hAnsi="Arial"/>
                 <w:b/>
-                <w:sz w:val="19"/>
+                <w:sz w:val="18"/>
               </w:rPr>
-              <w:t>Nivel y Régimen:</w:t>
+              <w:t>Versión del Documento:</w:t>
             </w:r>
           </w:p>
         </w:tc>
@@ -112,7 +115,70 @@
           <w:p>
             <w:r>
               <w:rPr>
-                <w:sz w:val="19"/>
+                <w:rFonts w:ascii="Arial" w:hAnsi="Arial"/>
+                <w:sz w:val="18"/>
+              </w:rPr>
+              <w:t>1.0 (Vigente Oficial / Acreditado)</w:t>
+            </w:r>
+          </w:p>
+        </w:tc>
+      </w:tr>
+      <w:tr>
+        <w:tc>
+          <w:tcPr>
+            <w:tcW w:type="dxa" w:w="4968"/>
+          </w:tcPr>
+          <w:p>
+            <w:r>
+              <w:rPr>
+                <w:rFonts w:ascii="Arial" w:hAnsi="Arial"/>
+                <w:b/>
+                <w:sz w:val="18"/>
+              </w:rPr>
+              <w:t>Docente Responsable / Titular:</w:t>
+            </w:r>
+          </w:p>
+        </w:tc>
+        <w:tc>
+          <w:tcPr>
+            <w:tcW w:type="dxa" w:w="4968"/>
+          </w:tcPr>
+          <w:p>
+            <w:r>
+              <w:rPr>
+                <w:rFonts w:ascii="Arial" w:hAnsi="Arial"/>
+                <w:sz w:val="18"/>
+              </w:rPr>
+              <w:t>Luis Alfredo Andia Valverde</w:t>
+            </w:r>
+          </w:p>
+        </w:tc>
+      </w:tr>
+      <w:tr>
+        <w:tc>
+          <w:tcPr>
+            <w:tcW w:type="dxa" w:w="4968"/>
+          </w:tcPr>
+          <w:p>
+            <w:r>
+              <w:rPr>
+                <w:rFonts w:ascii="Arial" w:hAnsi="Arial"/>
+                <w:b/>
+                <w:sz w:val="18"/>
+              </w:rPr>
+              <w:t>Nivel Educativo y Régimen:</w:t>
+            </w:r>
+          </w:p>
+        </w:tc>
+        <w:tc>
+          <w:tcPr>
+            <w:tcW w:type="dxa" w:w="4968"/>
+          </w:tcPr>
+          <w:p>
+            <w:r>
+              <w:rPr>
+                <w:rFonts w:ascii="Arial" w:hAnsi="Arial"/>
+                <w:sz w:val="18"/>
               </w:rPr>
               <w:t>Superior / Pregrado — Semestral / Modular (2026)</w:t>
             </w:r>
@@ -127,10 +193,11 @@
           <w:p>
             <w:r>
               <w:rPr>
+                <w:rFonts w:ascii="Arial" w:hAnsi="Arial"/>
                 <w:b/>
-                <w:sz w:val="19"/>
+                <w:sz w:val="18"/>
               </w:rPr>
-              <w:t>Periodo Académico:</w:t>
+              <w:t>Periodo / Módulo Académico:</w:t>
             </w:r>
           </w:p>
         </w:tc>
@@ -141,7 +208,8 @@
           <w:p>
             <w:r>
               <w:rPr>
-                <w:sz w:val="19"/>
+                <w:rFonts w:ascii="Arial" w:hAnsi="Arial"/>
+                <w:sz w:val="18"/>
               </w:rPr>
               <w:t>Periodo 1 - 2026</w:t>
             </w:r>
@@ -156,10 +224,11 @@
           <w:p>
             <w:r>
               <w:rPr>
+                <w:rFonts w:ascii="Arial" w:hAnsi="Arial"/>
                 <w:b/>
-                <w:sz w:val="19"/>
+                <w:sz w:val="18"/>
               </w:rPr>
-              <w:t>Modalidad de Aprendizaje:</w:t>
+              <w:t>Modalidad Didáctica:</w:t>
             </w:r>
           </w:p>
         </w:tc>
@@ -170,9 +239,10 @@
           <w:p>
             <w:r>
               <w:rPr>
-                <w:sz w:val="19"/>
+                <w:rFonts w:ascii="Arial" w:hAnsi="Arial"/>
+                <w:sz w:val="18"/>
               </w:rPr>
-              <w:t>Semipresencial / Aula Invertida</w:t>
+              <w:t>Semipresencial / Aula Invertida con Andamiaje IA</w:t>
             </w:r>
           </w:p>
         </w:tc>
@@ -185,10 +255,11 @@
           <w:p>
             <w:r>
               <w:rPr>
+                <w:rFonts w:ascii="Arial" w:hAnsi="Arial"/>
                 <w:b/>
-                <w:sz w:val="19"/>
+                <w:sz w:val="18"/>
               </w:rPr>
-              <w:t>Fecha de Consolidación:</w:t>
+              <w:t>Fecha de Consolidación y Registro:</w:t>
             </w:r>
           </w:p>
         </w:tc>
@@ -199,7 +270,8 @@
           <w:p>
             <w:r>
               <w:rPr>
-                <w:sz w:val="19"/>
+                <w:rFonts w:ascii="Arial" w:hAnsi="Arial"/>
+                <w:sz w:val="18"/>
               </w:rPr>
               <w:t>06 de September de 2026</w:t>
             </w:r>
@@ -220,7 +292,7 @@
         <w:rPr>
           <w:color w:val="1A3A5C"/>
         </w:rPr>
-        <w:t>I. Caracterización Curricular y Problema del Contexto</w:t>
+        <w:t>I. Caracterización Curricular, Fundamentación y Marco Ético</w:t>
       </w:r>
     </w:p>
     <w:p>
@@ -228,11 +300,11 @@
         <w:rPr>
           <w:b/>
         </w:rPr>
-        <w:t>Problema Central del Contexto:</w:t>
+        <w:t>1.1 Problema Central del Contexto:</w:t>
         <w:br/>
       </w:r>
       <w:r>
-        <w:t>Desarrollo de pensamiento investigativo crítico frente al riesgo de outsourcing cognitivo y uso acrítico de inteligencia artificial.</w:t>
+        <w:t>Desarrollo de pensamiento investigativo crítico frente al riesgo de outsourcing cognitivo y uso acrítico de inteligencia artificial en entornos universitarios.</w:t>
       </w:r>
     </w:p>
     <w:p>
@@ -240,11 +312,35 @@
         <w:rPr>
           <w:b/>
         </w:rPr>
-        <w:t>Competencia Global de la Asignatura:</w:t>
+        <w:t>1.2 Competencia Global de la Asignatura:</w:t>
         <w:br/>
       </w:r>
       <w:r>
         <w:t>Formula, diseña y defiende un perfil de investigación riguroso aplicando metodologías científicas pertinentes, con responsabilidad deontológica y sustentación oral socrática.</w:t>
+      </w:r>
+    </w:p>
+    <w:p>
+      <w:r>
+        <w:rPr>
+          <w:b/>
+        </w:rPr>
+        <w:t>1.3 Fundamentación Epistemológica y Aporte al Perfil de Egreso:</w:t>
+        <w:br/>
+      </w:r>
+      <w:r>
+        <w:t>La asignatura FIS301 - Fisica Cuantica Aplicada se articula de manera directa con las competencias de egreso profesional referidas a la resolución de problemas complejos y la toma de decisiones basada en evidencia. Bajo el paradigma del Aprendizaje Basado en Competencias (CBL) y el Diseño Universal para el Aprendizaje (DUA marco CAST 2024), la asignatura asegura que cada estudiante transite de un nivel inicial a un dominio estratégico, evitando brechas de aprendizaje mediante andamiajes progresivos ajustados a la Zona de Desarrollo Próximo (Vygotsky) y fortaleciendo la motivación intrínseca (Deci &amp; Ryan).</w:t>
+      </w:r>
+    </w:p>
+    <w:p>
+      <w:r>
+        <w:rPr>
+          <w:b/>
+        </w:rPr>
+        <w:t>1.4 Política Institucional sobre Inteligencia Artificial y Ética del Aprendizaje (Anti-Outsourcing Cognitivo):</w:t>
+        <w:br/>
+      </w:r>
+      <w:r>
+        <w:t>En concordancia con los estándares de integridad académica internacional, la inteligencia artificial se reconoce como un copiloto de consulta, asistencia y clarificación conceptual, pero NUNCA como un sustituto del juicio crítico del estudiante. Queda expresamente normado que toda entrega académica debe respaldar su autoría mediante evidencias de proceso (Sudor Intelectual: bitácoras, iteraciones de prompts y borradores evolutivos). Ante alertas estadísticas de tareas sospechosamente perfectas sin proceso reflexivo, el docente activará el Protocolo de Triangulación Socrática oral como requisito habilitante de aprobación.</w:t>
       </w:r>
     </w:p>
     <w:p/>
@@ -256,32 +352,36 @@
         <w:rPr>
           <w:color w:val="1A3A5C"/>
         </w:rPr>
-        <w:t>II. Diagnóstico Analítico y Prescripción Pedagógica</w:t>
+        <w:t>II. Diagnóstico Analítico y Prescripción Pedagógica (Rigor Estadístico)</w:t>
       </w:r>
     </w:p>
     <w:p>
       <w:r>
-        <w:t>Población Estudiantil: 12 estudiantes matriculados.</w:t>
+        <w:t>Población Estudiantil Auditada: 12 estudiantes matriculados.</w:t>
         <w:br/>
       </w:r>
       <w:r>
-        <w:t>• Promedio General de Rendimiento: 76.8/100 (Mediana: 70.0, Desv. Est: 6.8).</w:t>
+        <w:t>• Promedio General de Rendimiento: 76.7 / 100 (Mediana: 76.8, Desviación Estándar Muestral: 7.1).</w:t>
         <w:br/>
       </w:r>
       <w:r>
-        <w:t>• Diagnóstico de Asimetría (Fisher g1 = 0): Distribución equilibrada.</w:t>
+        <w:t>• Coeficiente de Asimetría (Fisher-Pearson g1 = -0.15): Distribución Cuasi-Simétrica: Calificaciones balanceadas..</w:t>
         <w:br/>
       </w:r>
       <w:r>
-        <w:t>• Alertas de Outsourcing Cognitivo: 4 estudiantes identificados con alta nota pero nulo esfuerzo de iteración.</w:t>
+        <w:t>• Alertas de Outsourcing Cognitivo Detectadas: 0 estudiantes con alto puntaje pero nula evidencia de iteración reflexiva.</w:t>
         <w:br/>
       </w:r>
       <w:r>
-        <w:t>• Casos en Riesgo de Rezago: 3 estudiantes clasificados en riesgo prioritario.</w:t>
+        <w:t>• Casos en Riesgo de Rezago Prioritario: 0 estudiantes clasificados para andamiaje urgente.</w:t>
         <w:br/>
       </w:r>
       <w:r>
-        <w:t>• Zona de Desarrollo Próximo (Vygotsky): Se observa una Zona de Desarrollo Próximo (ZDP) heterogénea donde algunos estudiantes delegan por completo el razonamiento crítico en la IA (muleta), afectando su comprensión conceptual profunda en mecánica cuántica, mientras que otros logran un uso metacognitivo efectivo (copiloto). Es vital implementar andamiajes que fuercen la justificación teórica antes de la validación algorítmica..</w:t>
+        <w:t>• Zona de Desarrollo Próximo (Vygotsky): 0 estudiantes requieren andamiaje urgente; 3 con potencial oculto detectado..</w:t>
+        <w:br/>
+      </w:r>
+      <w:r>
+        <w:t>• Teoría de Autodeterminación (Deci &amp; Ryan): Autonomía=7.5/10, Competencia=7.2/10, Relación=7.3/10.</w:t>
       </w:r>
     </w:p>
     <w:p/>
@@ -293,7 +393,7 @@
         <w:rPr>
           <w:color w:val="1A3A5C"/>
         </w:rPr>
-        <w:t>III. Planificación Curricular Modular (4 Fases de Hitos)</w:t>
+        <w:t>III. Planificación Curricular Modular (4 Fases de Hitos y Desempeños)</w:t>
       </w:r>
     </w:p>
     <w:p>
@@ -306,19 +406,19 @@
         <w:br/>
       </w:r>
       <w:r>
-        <w:t xml:space="preserve">  - Saberes Conceptuales: Fundamentos teóricos pertinentes.</w:t>
+        <w:t xml:space="preserve">  - Saberes Conceptuales (Saber): Fundamentos teóricos y modelos conceptuales pertinentes.</w:t>
         <w:br/>
       </w:r>
       <w:r>
-        <w:t xml:space="preserve">  - Desempeño Práctico (Hacer): Actividades guiadas en taller.</w:t>
+        <w:t xml:space="preserve">  - Desempeño Práctico (Saber Hacer): Técnicas aplicadas, protocolos experimentales y resolución de problemas.</w:t>
         <w:br/>
       </w:r>
       <w:r>
-        <w:t xml:space="preserve">  - Evidencia de Sudor Intelectual: Bitácora de iteraciones y prompts reflexivos.</w:t>
+        <w:t xml:space="preserve">  - Evidencia de Sudor Intelectual: Bitácora de iteraciones, formulación reflexiva de prompts y análisis de fallos.</w:t>
         <w:br/>
       </w:r>
       <w:r>
-        <w:t xml:space="preserve">  - Criterio de Evaluación: Rigor y consistencia lógica.</w:t>
+        <w:t xml:space="preserve">  - Criterio de Evaluación y Dominio: Rigor metodológico, coherencia interna y consistencia argumentativa.</w:t>
         <w:br/>
       </w:r>
     </w:p>
@@ -332,19 +432,19 @@
         <w:br/>
       </w:r>
       <w:r>
-        <w:t xml:space="preserve">  - Saberes Conceptuales: Fundamentos teóricos pertinentes.</w:t>
+        <w:t xml:space="preserve">  - Saberes Conceptuales (Saber): Fundamentos teóricos y modelos conceptuales pertinentes.</w:t>
         <w:br/>
       </w:r>
       <w:r>
-        <w:t xml:space="preserve">  - Desempeño Práctico (Hacer): Actividades guiadas en taller.</w:t>
+        <w:t xml:space="preserve">  - Desempeño Práctico (Saber Hacer): Técnicas aplicadas, protocolos experimentales y resolución de problemas.</w:t>
         <w:br/>
       </w:r>
       <w:r>
-        <w:t xml:space="preserve">  - Evidencia de Sudor Intelectual: Bitácora de iteraciones y prompts reflexivos.</w:t>
+        <w:t xml:space="preserve">  - Evidencia de Sudor Intelectual: Bitácora de iteraciones, formulación reflexiva de prompts y análisis de fallos.</w:t>
         <w:br/>
       </w:r>
       <w:r>
-        <w:t xml:space="preserve">  - Criterio de Evaluación: Rigor y consistencia lógica.</w:t>
+        <w:t xml:space="preserve">  - Criterio de Evaluación y Dominio: Rigor metodológico, coherencia interna y consistencia argumentativa.</w:t>
         <w:br/>
       </w:r>
     </w:p>
@@ -358,19 +458,19 @@
         <w:br/>
       </w:r>
       <w:r>
-        <w:t xml:space="preserve">  - Saberes Conceptuales: Fundamentos teóricos pertinentes.</w:t>
+        <w:t xml:space="preserve">  - Saberes Conceptuales (Saber): Fundamentos teóricos y modelos conceptuales pertinentes.</w:t>
         <w:br/>
       </w:r>
       <w:r>
-        <w:t xml:space="preserve">  - Desempeño Práctico (Hacer): Actividades guiadas en taller.</w:t>
+        <w:t xml:space="preserve">  - Desempeño Práctico (Saber Hacer): Técnicas aplicadas, protocolos experimentales y resolución de problemas.</w:t>
         <w:br/>
       </w:r>
       <w:r>
-        <w:t xml:space="preserve">  - Evidencia de Sudor Intelectual: Bitácora de iteraciones y prompts reflexivos.</w:t>
+        <w:t xml:space="preserve">  - Evidencia de Sudor Intelectual: Bitácora de iteraciones, formulación reflexiva de prompts y análisis de fallos.</w:t>
         <w:br/>
       </w:r>
       <w:r>
-        <w:t xml:space="preserve">  - Criterio de Evaluación: Rigor y consistencia lógica.</w:t>
+        <w:t xml:space="preserve">  - Criterio de Evaluación y Dominio: Rigor metodológico, coherencia interna y consistencia argumentativa.</w:t>
         <w:br/>
       </w:r>
     </w:p>
@@ -384,19 +484,19 @@
         <w:br/>
       </w:r>
       <w:r>
-        <w:t xml:space="preserve">  - Saberes Conceptuales: Fundamentos teóricos pertinentes.</w:t>
+        <w:t xml:space="preserve">  - Saberes Conceptuales (Saber): Fundamentos teóricos y modelos conceptuales pertinentes.</w:t>
         <w:br/>
       </w:r>
       <w:r>
-        <w:t xml:space="preserve">  - Desempeño Práctico (Hacer): Actividades guiadas en taller.</w:t>
+        <w:t xml:space="preserve">  - Desempeño Práctico (Saber Hacer): Técnicas aplicadas, protocolos experimentales y resolución de problemas.</w:t>
         <w:br/>
       </w:r>
       <w:r>
-        <w:t xml:space="preserve">  - Evidencia de Sudor Intelectual: Bitácora de iteraciones y prompts reflexivos.</w:t>
+        <w:t xml:space="preserve">  - Evidencia de Sudor Intelectual: Bitácora de iteraciones, formulación reflexiva de prompts y análisis de fallos.</w:t>
         <w:br/>
       </w:r>
       <w:r>
-        <w:t xml:space="preserve">  - Criterio de Evaluación: Rigor y consistencia lógica.</w:t>
+        <w:t xml:space="preserve">  - Criterio de Evaluación y Dominio: Rigor metodológico, coherencia interna y consistencia argumentativa.</w:t>
         <w:br/>
       </w:r>
     </w:p>
@@ -413,7 +513,7 @@
         <w:rPr>
           <w:color w:val="1A3A5C"/>
         </w:rPr>
-        <w:t>IV. Plan de Evaluación de los Aprendizajes (Control 100%)</w:t>
+        <w:t>IV. Plan de Evaluación de los Aprendizajes (Alineamiento Constructivo 100%)</w:t>
       </w:r>
     </w:p>
     <w:tbl>
@@ -439,6 +539,7 @@
               <w:rPr>
                 <w:b/>
                 <w:color w:val="FFFFFF"/>
+                <w:sz w:val="18"/>
               </w:rPr>
               <w:t>Momento Evaluativo</w:t>
             </w:r>
@@ -454,8 +555,9 @@
               <w:rPr>
                 <w:b/>
                 <w:color w:val="FFFFFF"/>
+                <w:sz w:val="18"/>
               </w:rPr>
-              <w:t>Dimensión</w:t>
+              <w:t>Dimensión Curricular</w:t>
             </w:r>
           </w:p>
         </w:tc>
@@ -469,8 +571,9 @@
               <w:rPr>
                 <w:b/>
                 <w:color w:val="FFFFFF"/>
+                <w:sz w:val="18"/>
               </w:rPr>
-              <w:t>Ponderación</w:t>
+              <w:t>Ponderación Oficial</w:t>
             </w:r>
           </w:p>
         </w:tc>
@@ -484,6 +587,7 @@
               <w:rPr>
                 <w:b/>
                 <w:color w:val="FFFFFF"/>
+                <w:sz w:val="18"/>
               </w:rPr>
               <w:t>Instrumentos Asignados</w:t>
             </w:r>
@@ -497,6 +601,10 @@
           </w:tcPr>
           <w:p>
             <w:r>
+              <w:rPr>
+                <w:rFonts w:ascii="Arial" w:hAnsi="Arial"/>
+                <w:sz w:val="17"/>
+              </w:rPr>
               <w:t>Evaluación Diagnóstica Inicial</w:t>
             </w:r>
           </w:p>
@@ -507,6 +615,10 @@
           </w:tcPr>
           <w:p>
             <w:r>
+              <w:rPr>
+                <w:rFonts w:ascii="Arial" w:hAnsi="Arial"/>
+                <w:sz w:val="17"/>
+              </w:rPr>
               <w:t>Diagnóstico</w:t>
             </w:r>
           </w:p>
@@ -520,6 +632,10 @@
               <w:jc w:val="center"/>
             </w:pPr>
             <w:r>
+              <w:rPr>
+                <w:rFonts w:ascii="Arial" w:hAnsi="Arial"/>
+                <w:sz w:val="17"/>
+              </w:rPr>
               <w:t>10%</w:t>
             </w:r>
           </w:p>
@@ -530,6 +646,10 @@
           </w:tcPr>
           <w:p>
             <w:r>
+              <w:rPr>
+                <w:rFonts w:ascii="Arial" w:hAnsi="Arial"/>
+                <w:sz w:val="17"/>
+              </w:rPr>
               <w:t>micro_quizzes</w:t>
             </w:r>
           </w:p>
@@ -542,6 +662,10 @@
           </w:tcPr>
           <w:p>
             <w:r>
+              <w:rPr>
+                <w:rFonts w:ascii="Arial" w:hAnsi="Arial"/>
+                <w:sz w:val="17"/>
+              </w:rPr>
               <w:t>Evaluación Formativa e Hitos de Proceso</w:t>
             </w:r>
           </w:p>
@@ -552,6 +676,10 @@
           </w:tcPr>
           <w:p>
             <w:r>
+              <w:rPr>
+                <w:rFonts w:ascii="Arial" w:hAnsi="Arial"/>
+                <w:sz w:val="17"/>
+              </w:rPr>
               <w:t>Hacer &amp; Proceso (Sudor Intelectual)</w:t>
             </w:r>
           </w:p>
@@ -565,6 +693,10 @@
               <w:jc w:val="center"/>
             </w:pPr>
             <w:r>
+              <w:rPr>
+                <w:rFonts w:ascii="Arial" w:hAnsi="Arial"/>
+                <w:sz w:val="17"/>
+              </w:rPr>
               <w:t>40%</w:t>
             </w:r>
           </w:p>
@@ -575,6 +707,10 @@
           </w:tcPr>
           <w:p>
             <w:r>
+              <w:rPr>
+                <w:rFonts w:ascii="Arial" w:hAnsi="Arial"/>
+                <w:sz w:val="17"/>
+              </w:rPr>
               <w:t>rubrica_cbl, registro_sudor</w:t>
             </w:r>
           </w:p>
@@ -587,6 +723,10 @@
           </w:tcPr>
           <w:p>
             <w:r>
+              <w:rPr>
+                <w:rFonts w:ascii="Arial" w:hAnsi="Arial"/>
+                <w:sz w:val="17"/>
+              </w:rPr>
               <w:t>Evaluación Sumativa / Desempeño Auténtico</w:t>
             </w:r>
           </w:p>
@@ -597,6 +737,10 @@
           </w:tcPr>
           <w:p>
             <w:r>
+              <w:rPr>
+                <w:rFonts w:ascii="Arial" w:hAnsi="Arial"/>
+                <w:sz w:val="17"/>
+              </w:rPr>
               <w:t>Producto &amp; Transferencia</w:t>
             </w:r>
           </w:p>
@@ -610,6 +754,10 @@
               <w:jc w:val="center"/>
             </w:pPr>
             <w:r>
+              <w:rPr>
+                <w:rFonts w:ascii="Arial" w:hAnsi="Arial"/>
+                <w:sz w:val="17"/>
+              </w:rPr>
               <w:t>40%</w:t>
             </w:r>
           </w:p>
@@ -620,6 +768,10 @@
           </w:tcPr>
           <w:p>
             <w:r>
+              <w:rPr>
+                <w:rFonts w:ascii="Arial" w:hAnsi="Arial"/>
+                <w:sz w:val="17"/>
+              </w:rPr>
               <w:t>triangulacion</w:t>
             </w:r>
           </w:p>
@@ -632,6 +784,10 @@
           </w:tcPr>
           <w:p>
             <w:r>
+              <w:rPr>
+                <w:rFonts w:ascii="Arial" w:hAnsi="Arial"/>
+                <w:sz w:val="17"/>
+              </w:rPr>
               <w:t>Metacognición y Autoevaluación Guiada</w:t>
             </w:r>
           </w:p>
@@ -642,6 +798,10 @@
           </w:tcPr>
           <w:p>
             <w:r>
+              <w:rPr>
+                <w:rFonts w:ascii="Arial" w:hAnsi="Arial"/>
+                <w:sz w:val="17"/>
+              </w:rPr>
               <w:t>Ser &amp; Autorregulación (Hattie d=1.16)</w:t>
             </w:r>
           </w:p>
@@ -655,6 +815,10 @@
               <w:jc w:val="center"/>
             </w:pPr>
             <w:r>
+              <w:rPr>
+                <w:rFonts w:ascii="Arial" w:hAnsi="Arial"/>
+                <w:sz w:val="17"/>
+              </w:rPr>
               <w:t>10%</w:t>
             </w:r>
           </w:p>
@@ -665,6 +829,10 @@
           </w:tcPr>
           <w:p>
             <w:r>
+              <w:rPr>
+                <w:rFonts w:ascii="Arial" w:hAnsi="Arial"/>
+                <w:sz w:val="17"/>
+              </w:rPr>
               <w:t>ficha_autorregulacion</w:t>
             </w:r>
           </w:p>
@@ -680,18 +848,18 @@
         <w:rPr>
           <w:color w:val="1A3A5C"/>
         </w:rPr>
-        <w:t>V. Matriz Institucional DUA (Inclusión &amp; Privacidad por Iniciales)</w:t>
+        <w:t>V. Matriz Institucional DUA (Inclusión &amp; Accesibilidad CAST 2024)</w:t>
       </w:r>
     </w:p>
     <w:p>
       <w:r>
         <w:rPr>
           <w:i/>
-          <w:sz w:val="17"/>
+          <w:sz w:val="16"/>
         </w:rPr>
-        <w:t>Protocolo de Confidencialidad: En cumplimiento con la protección de datos personales de los estudiantes, se reportan únicamente las iniciales unívocas y los principios DUA adaptados.</w:t>
+        <w:t>Protocolo de Confidencialidad y Custodia Soberana: Conforme a la legislación de protección de datos personales, los estudiantes se identifican mediante código institucional e iniciales unívocas.</w:t>
         <w:br/>
-        <w:t>Marco de Referencia: CAST 2024 y Síntesis de John Hattie (Efecto d = 1.16).</w:t>
+        <w:t>Marco Operativo: Pautas de Diseño Universal para el Aprendizaje (CAST 2024) y Efecto John Hattie (d = 1.16).</w:t>
       </w:r>
     </w:p>
     <w:tbl>
@@ -752,7 +920,7 @@
                 <w:color w:val="FFFFFF"/>
                 <w:sz w:val="17"/>
               </w:rPr>
-              <w:t>1. Compromiso</w:t>
+              <w:t>1. Compromiso (Afectivo)</w:t>
             </w:r>
           </w:p>
         </w:tc>
@@ -768,7 +936,7 @@
                 <w:color w:val="FFFFFF"/>
                 <w:sz w:val="17"/>
               </w:rPr>
-              <w:t>2. Representación</w:t>
+              <w:t>2. Representación (Cognitivo)</w:t>
             </w:r>
           </w:p>
         </w:tc>
@@ -1699,7 +1867,7 @@
         <w:rPr>
           <w:color w:val="1A3A5C"/>
         </w:rPr>
-        <w:t>VI. Catálogo de Instrumentos de Recolección y Evaluación</w:t>
+        <w:t>VI. Catálogo de Instrumentos Oficiales de Evaluación</w:t>
       </w:r>
     </w:p>
     <w:p>
@@ -1711,7 +1879,7 @@
         <w:br/>
       </w:r>
       <w:r>
-        <w:t xml:space="preserve">  Propósito pedagógico: Instrumento estructurado para que el estudiante evalúe su propio proceso, activando la metacognición y dimensión afectiva. Impacto esperado: Efecto Hattie d = 1.16.</w:t>
+        <w:t xml:space="preserve">  Propósito pedagógico: Instrumento estructurado para que el estudiante evalúe su propio proceso, activando la metacognición y dimensión afectiva. | Impacto esperado: Efecto Hattie d = 1.16.</w:t>
       </w:r>
     </w:p>
     <w:p>
@@ -1723,7 +1891,7 @@
         <w:br/>
       </w:r>
       <w:r>
-        <w:t xml:space="preserve">  Propósito pedagógico: Rúbrica analítica de 4 niveles (Emergente, En Desarrollo, Competente, Avanzado) para evaluar hitos y transferibilidad. Impacto esperado: Aprendizaje Basado en Competencias.</w:t>
+        <w:t xml:space="preserve">  Propósito pedagógico: Rúbrica analítica de 4 niveles (Emergente, En Desarrollo, Competente, Avanzado) para evaluar hitos y transferibilidad. | Impacto esperado: Aprendizaje Basado en Competencias.</w:t>
       </w:r>
     </w:p>
     <w:p>
@@ -1735,7 +1903,7 @@
         <w:br/>
       </w:r>
       <w:r>
-        <w:t xml:space="preserve">  Propósito pedagógico: Plantilla para registrar iteraciones de prompts, calidad del diálogo y canales múltiples de expresión del estudiante. Impacto esperado: Anti-Outsourcing &amp; Inclusión DUA.</w:t>
+        <w:t xml:space="preserve">  Propósito pedagógico: Plantilla para registrar iteraciones de prompts, calidad del diálogo y canales múltiples de expresión del estudiante. | Impacto esperado: Anti-Outsourcing &amp; Inclusión DUA.</w:t>
       </w:r>
     </w:p>
     <w:p>
@@ -1747,7 +1915,7 @@
         <w:br/>
       </w:r>
       <w:r>
-        <w:t xml:space="preserve">  Propósito pedagógico: Protocolo de entrevista docente para contrastar trabajos sospechosamente perfectos y evaluar el músculo intelectual real. Impacto esperado: Rigor Epistémico &amp; Defensa Oral.</w:t>
+        <w:t xml:space="preserve">  Propósito pedagógico: Protocolo de entrevista docente para contrastar trabajos sospechosamente perfectos y evaluar el músculo intelectual real. | Impacto esperado: Rigor Epistémico &amp; Defensa Oral.</w:t>
       </w:r>
     </w:p>
     <w:p>
@@ -1759,7 +1927,7 @@
         <w:br/>
       </w:r>
       <w:r>
-        <w:t xml:space="preserve">  Propósito pedagógico: Evaluaciones de bajo riesgo para detectar lagunas en prerrequisitos antes del primer examen formal. Impacto esperado: Alerta Temprana en Semanas 1-2.</w:t>
+        <w:t xml:space="preserve">  Propósito pedagógico: Evaluaciones de bajo riesgo para detectar lagunas en prerrequisitos antes del primer examen formal. | Impacto esperado: Alerta Temprana en Semanas 1-2.</w:t>
       </w:r>
     </w:p>
     <w:p>
@@ -1771,11 +1939,22 @@
         <w:br/>
       </w:r>
       <w:r>
-        <w:t xml:space="preserve">  Propósito pedagógico: Relevamiento de conectividad, carga laboral y convivencia para fundamentar adaptaciones curriculares contextualizadas. Impacto esperado: Equidad &amp; Factores Situacionales.</w:t>
+        <w:t xml:space="preserve">  Propósito pedagógico: Relevamiento de conectividad, carga laboral y convivencia para fundamentar adaptaciones curriculares contextualizadas. | Impacto esperado: Equidad &amp; Factores Situacionales.</w:t>
       </w:r>
     </w:p>
     <w:p/>
     <w:p/>
+    <w:p>
+      <w:pPr>
+        <w:pStyle w:val="Heading1"/>
+      </w:pPr>
+      <w:r>
+        <w:rPr>
+          <w:color w:val="1A3A5C"/>
+        </w:rPr>
+        <w:t>VII. Aprobación y Aseguramiento de Calidad Académica (Firmas Tripartitas)</w:t>
+      </w:r>
+    </w:p>
     <w:tbl>
       <w:tblPr>
         <w:tblW w:type="auto" w:w="0"/>
@@ -1783,47 +1962,85 @@
         <w:tblLook w:firstColumn="1" w:firstRow="1" w:lastColumn="0" w:lastRow="0" w:noHBand="0" w:noVBand="1" w:val="04A0"/>
       </w:tblPr>
       <w:tblGrid>
-        <w:gridCol w:w="4968"/>
-        <w:gridCol w:w="4968"/>
+        <w:gridCol w:w="3312"/>
+        <w:gridCol w:w="3312"/>
+        <w:gridCol w:w="3312"/>
       </w:tblGrid>
       <w:tr>
         <w:tc>
           <w:tcPr>
-            <w:tcW w:type="dxa" w:w="4968"/>
+            <w:tcW w:type="dxa" w:w="3312"/>
           </w:tcPr>
           <w:p>
             <w:pPr>
               <w:jc w:val="center"/>
             </w:pPr>
             <w:r>
+              <w:rPr>
+                <w:rFonts w:ascii="Arial" w:hAnsi="Arial"/>
+                <w:sz w:val="17"/>
+              </w:rPr>
               <w:t>_______________________________</w:t>
               <w:br/>
-              <w:t>Firma del Docente Titular</w:t>
+              <w:t>ELABORADO POR:</w:t>
               <w:br/>
-              <w:t>Responsable de Asignatura</w:t>
+              <w:t>Docente Titular Responsable</w:t>
+              <w:br/>
+              <w:t>Custodia de Aula y Evidencias</w:t>
             </w:r>
           </w:p>
         </w:tc>
         <w:tc>
           <w:tcPr>
-            <w:tcW w:type="dxa" w:w="4968"/>
+            <w:tcW w:type="dxa" w:w="3312"/>
           </w:tcPr>
           <w:p>
             <w:pPr>
               <w:jc w:val="center"/>
             </w:pPr>
             <w:r>
+              <w:rPr>
+                <w:rFonts w:ascii="Arial" w:hAnsi="Arial"/>
+                <w:sz w:val="17"/>
+              </w:rPr>
               <w:t>_______________________________</w:t>
               <w:br/>
-              <w:t>Coordinación Académica / Jefatura</w:t>
+              <w:t>REVISADO POR:</w:t>
               <w:br/>
-              <w:t>Validación y Acreditación</w:t>
+              <w:t>Coordinación de Carrera</w:t>
+              <w:br/>
+              <w:t>Comisión Curricular y Calidad</w:t>
+            </w:r>
+          </w:p>
+        </w:tc>
+        <w:tc>
+          <w:tcPr>
+            <w:tcW w:type="dxa" w:w="3312"/>
+          </w:tcPr>
+          <w:p>
+            <w:pPr>
+              <w:jc w:val="center"/>
+            </w:pPr>
+            <w:r>
+              <w:rPr>
+                <w:rFonts w:ascii="Arial" w:hAnsi="Arial"/>
+                <w:sz w:val="17"/>
+              </w:rPr>
+              <w:t>_______________________________</w:t>
+              <w:br/>
+              <w:t>APROBADO POR:</w:t>
+              <w:br/>
+              <w:t>Dirección Académica / Decanato</w:t>
+              <w:br/>
+              <w:t>Acreditación y Registro Oficial</w:t>
             </w:r>
           </w:p>
         </w:tc>
       </w:tr>
     </w:tbl>
     <w:sectPr>
+      <w:headerReference w:type="default" r:id="rId9"/>
+      <w:footerReference w:type="default" r:id="rId10"/>
       <w:pgSz w:w="12240" w:h="15840"/>
       <w:pgMar w:top="1152" w:right="1152" w:bottom="1152" w:left="1152" w:header="720" w:footer="720" w:gutter="0"/>
       <w:cols w:space="720"/>
@@ -1831,6 +2048,44 @@
     </w:sectPr>
   </w:body>
 </w:document>
+</file>
+
+<file path=word/footer1.xml><?xml version="1.0" encoding="utf-8"?>
+<w:ftr xmlns:m="http://schemas.openxmlformats.org/officeDocument/2006/math" xmlns:mc="http://schemas.openxmlformats.org/markup-compatibility/2006" xmlns:mo="http://schemas.microsoft.com/office/mac/office/2008/main" xmlns:mv="urn:schemas-microsoft-com:mac:vml" xmlns:o="urn:schemas-microsoft-com:office:office" xmlns:r="http://schemas.openxmlformats.org/officeDocument/2006/relationships" xmlns:v="urn:schemas-microsoft-com:vml" xmlns:w10="urn:schemas-microsoft-com:office:word" xmlns:w14="http://schemas.microsoft.com/office/word/2010/wordml" xmlns:w="http://schemas.openxmlformats.org/wordprocessingml/2006/main" xmlns:wne="http://schemas.microsoft.com/office/word/2006/wordml" xmlns:wp14="http://schemas.microsoft.com/office/word/2010/wordprocessingDrawing" xmlns:wp="http://schemas.openxmlformats.org/drawingml/2006/wordprocessingDrawing" xmlns:wpc="http://schemas.microsoft.com/office/word/2010/wordprocessingCanvas" xmlns:wpg="http://schemas.microsoft.com/office/word/2010/wordprocessingGroup" xmlns:wpi="http://schemas.microsoft.com/office/word/2010/wordprocessingInk" xmlns:wps="http://schemas.microsoft.com/office/word/2010/wordprocessingShape" mc:Ignorable="w14 wp14">
+  <w:p>
+    <w:pPr>
+      <w:pStyle w:val="Footer"/>
+      <w:jc w:val="left"/>
+    </w:pPr>
+    <w:r>
+      <w:rPr>
+        <w:rFonts w:ascii="Arial" w:hAnsi="Arial"/>
+        <w:color w:val="718096"/>
+        <w:sz w:val="15"/>
+      </w:rPr>
+      <w:t>Carpeta Pedagógica 2.0 • Aseguramiento de Calidad Académica • Registro Oficial de Evidencias</w:t>
+    </w:r>
+  </w:p>
+</w:ftr>
+</file>
+
+<file path=word/header1.xml><?xml version="1.0" encoding="utf-8"?>
+<w:hdr xmlns:m="http://schemas.openxmlformats.org/officeDocument/2006/math" xmlns:mc="http://schemas.openxmlformats.org/markup-compatibility/2006" xmlns:mo="http://schemas.microsoft.com/office/mac/office/2008/main" xmlns:mv="urn:schemas-microsoft-com:mac:vml" xmlns:o="urn:schemas-microsoft-com:office:office" xmlns:r="http://schemas.openxmlformats.org/officeDocument/2006/relationships" xmlns:v="urn:schemas-microsoft-com:vml" xmlns:w10="urn:schemas-microsoft-com:office:word" xmlns:w14="http://schemas.microsoft.com/office/word/2010/wordml" xmlns:w="http://schemas.openxmlformats.org/wordprocessingml/2006/main" xmlns:wne="http://schemas.microsoft.com/office/word/2006/wordml" xmlns:wp14="http://schemas.microsoft.com/office/word/2010/wordprocessingDrawing" xmlns:wp="http://schemas.openxmlformats.org/drawingml/2006/wordprocessingDrawing" xmlns:wpc="http://schemas.microsoft.com/office/word/2010/wordprocessingCanvas" xmlns:wpg="http://schemas.microsoft.com/office/word/2010/wordprocessingGroup" xmlns:wpi="http://schemas.microsoft.com/office/word/2010/wordprocessingInk" xmlns:wps="http://schemas.microsoft.com/office/word/2010/wordprocessingShape" mc:Ignorable="w14 wp14">
+  <w:p>
+    <w:pPr>
+      <w:pStyle w:val="Header"/>
+      <w:jc w:val="right"/>
+    </w:pPr>
+    <w:r>
+      <w:rPr>
+        <w:rFonts w:ascii="Arial" w:hAnsi="Arial"/>
+        <w:color w:val="718096"/>
+        <w:sz w:val="15"/>
+      </w:rPr>
+      <w:t>SISTEMA DE GESTIÓN CURRICULAR • FIS301 - FISICA CUANTICA APLICADA • ISO 21001 CLÁUSULA 7.5</w:t>
+    </w:r>
+  </w:p>
+</w:hdr>
 </file>
 
 <file path=word/numbering.xml><?xml version="1.0" encoding="utf-8"?>

--- a/uploads/FIS301 - Fisica Cuantica Aplicada-REV/documentos/CARPETA_PEDAGOGICA_CONSOLIDADA_FIS301_-_Fisica_Cuantica_Aplicada.docx
+++ b/uploads/FIS301 - Fisica Cuantica Aplicada-REV/documentos/CARPETA_PEDAGOGICA_CONSOLIDADA_FIS301_-_Fisica_Cuantica_Aplicada.docx
@@ -361,27 +361,27 @@
         <w:br/>
       </w:r>
       <w:r>
-        <w:t>• Promedio General de Rendimiento: 76.7 / 100 (Mediana: 76.8, Desviación Estándar Muestral: 7.1).</w:t>
+        <w:t>• Promedio General de Rendimiento: 77.4 / 100 (Mediana: 70.0, Desviación Estándar Muestral: 6.8).</w:t>
         <w:br/>
       </w:r>
       <w:r>
-        <w:t>• Coeficiente de Asimetría (Fisher-Pearson g1 = -0.15): Distribución Cuasi-Simétrica: Calificaciones balanceadas..</w:t>
+        <w:t>• Coeficiente de Asimetría (Fisher-Pearson g1 = 0): Distribución equilibrada.</w:t>
         <w:br/>
       </w:r>
       <w:r>
-        <w:t>• Alertas de Outsourcing Cognitivo Detectadas: 0 estudiantes con alto puntaje pero nula evidencia de iteración reflexiva.</w:t>
+        <w:t>• Alertas de Outsourcing Cognitivo Detectadas: 4 estudiantes con alto puntaje pero nula evidencia de iteración reflexiva.</w:t>
         <w:br/>
       </w:r>
       <w:r>
-        <w:t>• Casos en Riesgo de Rezago Prioritario: 0 estudiantes clasificados para andamiaje urgente.</w:t>
+        <w:t>• Casos en Riesgo de Rezago Prioritario: 2 estudiantes clasificados para andamiaje urgente.</w:t>
         <w:br/>
       </w:r>
       <w:r>
-        <w:t>• Zona de Desarrollo Próximo (Vygotsky): 0 estudiantes requieren andamiaje urgente; 3 con potencial oculto detectado..</w:t>
+        <w:t>• Zona de Desarrollo Próximo (Vygotsky): La Zona de Desarrollo Próximo (ZDP) del grupo evidencia una brecha entre la ejecución algorítmica superficial asistida por IA y la comprensión conceptual profunda de los principios cuánticos. Se requiere un andamiaje que desacople el uso de la herramienta de la automatización pasiva, fomentando la metacognición y el debate socrático en el aula..</w:t>
         <w:br/>
       </w:r>
       <w:r>
-        <w:t>• Teoría de Autodeterminación (Deci &amp; Ryan): Autonomía=7.5/10, Competencia=7.2/10, Relación=7.3/10.</w:t>
+        <w:t>• Teoría de Autodeterminación (Deci &amp; Ryan): Autonomía=7.8/10, Competencia=7.2/10, Relación=7.5/10.</w:t>
       </w:r>
     </w:p>
     <w:p/>
